--- a/documentazione/PianoDiProgettoDocumentazioneBDPL.docx
+++ b/documentazione/PianoDiProgettoDocumentazioneBDPL.docx
@@ -10,6 +10,9 @@
       </w:pPr>
       <w:bookmarkStart w:id="0" w:name="_gjdgxs"/>
       <w:bookmarkEnd w:id="0"/>
+      <w:r>
+        <w:tab/>
+      </w:r>
     </w:p>
     <w:p>
       <w:pPr>
@@ -104,13 +107,7 @@
         <w:rPr>
           <w:b w:val="0"/>
         </w:rPr>
-        <w:t>2</w:t>
-      </w:r>
-      <w:r>
-        <w:rPr>
-          <w:b w:val="0"/>
-        </w:rPr>
-        <w:t>.0</w:t>
+        <w:t>2.0</w:t>
       </w:r>
       <w:r>
         <w:rPr>
@@ -3827,7 +3824,21 @@
           <w:b/>
           <w:bCs/>
         </w:rPr>
-        <w:t>Sprint di 2/3 settimane</w:t>
+        <w:t>Sprint di 3</w:t>
+      </w:r>
+      <w:r>
+        <w:rPr>
+          <w:b/>
+          <w:bCs/>
+        </w:rPr>
+        <w:t>/4</w:t>
+      </w:r>
+      <w:r>
+        <w:rPr>
+          <w:b/>
+          <w:bCs/>
+        </w:rPr>
+        <w:t xml:space="preserve"> settimane</w:t>
       </w:r>
       <w:r>
         <w:t>, ognuno con obiettivi e deliverable specifici.</w:t>
@@ -8067,10 +8078,13 @@
         </w:rPr>
       </w:pPr>
       <w:r>
+        <w:t xml:space="preserve">    </w:t>
+      </w:r>
+      <w:r>
         <w:rPr>
           <w:lang w:val="en-GB"/>
         </w:rPr>
-        <w:t xml:space="preserve">    • Backend locale: Java</w:t>
+        <w:t>• Backend locale: Java</w:t>
       </w:r>
       <w:r>
         <w:rPr>
@@ -8117,8 +8131,13 @@
     </w:p>
     <w:p>
       <w:r>
-        <w:t xml:space="preserve">    • Commenti strutturati e code review obbligatoria per ogni merge</w:t>
-      </w:r>
+        <w:t xml:space="preserve">    • Commenti strutturati e code review obbligatoria per ogni </w:t>
+      </w:r>
+      <w:proofErr w:type="spellStart"/>
+      <w:r>
+        <w:t>commit</w:t>
+      </w:r>
+      <w:proofErr w:type="spellEnd"/>
     </w:p>
     <w:p/>
     <w:p>
@@ -9050,7 +9069,7 @@
           <w:b/>
           <w:bCs/>
         </w:rPr>
-        <w:t xml:space="preserve">H. Visualizzazione maree e previsioni future: </w:t>
+        <w:t xml:space="preserve">H. Visualizzazione maree: </w:t>
       </w:r>
       <w:r>
         <w:t>Creazione di grafici, tabelle e indicatori visivi per mostrare in modo chiaro i livelli attuali e previsti della marea.</w:t>
@@ -9149,13 +9168,8 @@
         <w:t xml:space="preserve">L. Gestione notifiche, preferenze e impostazioni utente: </w:t>
       </w:r>
       <w:r>
-        <w:t xml:space="preserve">Modulo dedicato alla personalizzazione dell’esperienza: soglie di allerta, aree di interesse, tema </w:t>
-      </w:r>
-      <w:proofErr w:type="spellStart"/>
-      <w:r>
-        <w:t>grafico.f</w:t>
-      </w:r>
-      <w:proofErr w:type="spellEnd"/>
+        <w:t>Modulo dedicato alla personalizzazione dell’esperienza: soglie di allerta, aree di interesse, tema grafico.</w:t>
+      </w:r>
     </w:p>
     <w:p>
       <w:pPr>
@@ -9465,8 +9479,6 @@
     </w:p>
     <w:p/>
     <w:p/>
-    <w:p/>
-    <w:p/>
     <w:p>
       <w:pPr>
         <w:pStyle w:val="Titolo2"/>
@@ -9479,16 +9491,17 @@
         <w:t>Diagramma di Pert</w:t>
       </w:r>
     </w:p>
+    <w:p/>
     <w:p>
       <w:r>
         <w:rPr>
           <w:noProof/>
         </w:rPr>
         <w:drawing>
-          <wp:inline distT="0" distB="0" distL="0" distR="0" wp14:anchorId="51218888" wp14:editId="0E7FAC9D">
-            <wp:extent cx="6337935" cy="5461000"/>
+          <wp:inline distT="0" distB="0" distL="0" distR="0" wp14:anchorId="6D10C773" wp14:editId="7E29A765">
+            <wp:extent cx="5742344" cy="4148919"/>
             <wp:effectExtent l="0" t="0" r="0" b="0"/>
-            <wp:docPr id="2" name="Immagine 10"/>
+            <wp:docPr id="696472542" name="Immagine 4"/>
             <wp:cNvGraphicFramePr>
               <a:graphicFrameLocks xmlns:a="http://schemas.openxmlformats.org/drawingml/2006/main" noChangeAspect="1"/>
             </wp:cNvGraphicFramePr>
@@ -9496,13 +9509,20 @@
               <a:graphicData uri="http://schemas.openxmlformats.org/drawingml/2006/picture">
                 <pic:pic xmlns:pic="http://schemas.openxmlformats.org/drawingml/2006/picture">
                   <pic:nvPicPr>
-                    <pic:cNvPr id="2" name="Immagine 10"/>
+                    <pic:cNvPr id="0" name="Picture 3"/>
                     <pic:cNvPicPr>
                       <a:picLocks noChangeAspect="1" noChangeArrowheads="1"/>
                     </pic:cNvPicPr>
                   </pic:nvPicPr>
                   <pic:blipFill>
-                    <a:blip r:embed="rId11"/>
+                    <a:blip r:embed="rId11">
+                      <a:extLst>
+                        <a:ext uri="{28A0092B-C50C-407E-A947-70E740481C1C}">
+                          <a14:useLocalDpi xmlns:a14="http://schemas.microsoft.com/office/drawing/2010/main" val="0"/>
+                        </a:ext>
+                      </a:extLst>
+                    </a:blip>
+                    <a:srcRect/>
                     <a:stretch>
                       <a:fillRect/>
                     </a:stretch>
@@ -9510,7 +9530,7 @@
                   <pic:spPr bwMode="auto">
                     <a:xfrm>
                       <a:off x="0" y="0"/>
-                      <a:ext cx="6337935" cy="5461000"/>
+                      <a:ext cx="5780696" cy="4176629"/>
                     </a:xfrm>
                     <a:prstGeom prst="rect">
                       <a:avLst/>
@@ -9525,12 +9545,7 @@
       </w:r>
     </w:p>
     <w:p/>
-    <w:p>
-      <w:pPr>
-        <w:pStyle w:val="Titolo2"/>
-        <w:ind w:left="1080"/>
-      </w:pPr>
-    </w:p>
+    <w:p/>
     <w:p>
       <w:pPr>
         <w:pStyle w:val="Titolo2"/>
@@ -9549,15 +9564,22 @@
           <w:tab w:val="left" w:pos="1741"/>
         </w:tabs>
       </w:pPr>
+    </w:p>
+    <w:p>
+      <w:pPr>
+        <w:tabs>
+          <w:tab w:val="left" w:pos="1741"/>
+        </w:tabs>
+      </w:pPr>
       <w:r>
         <w:rPr>
           <w:noProof/>
         </w:rPr>
         <w:drawing>
-          <wp:inline distT="0" distB="0" distL="0" distR="0" wp14:anchorId="530DC964" wp14:editId="52F3F0AC">
-            <wp:extent cx="6303010" cy="3153410"/>
+          <wp:inline distT="0" distB="0" distL="0" distR="0" wp14:anchorId="0A48F1A9" wp14:editId="70ECB47F">
+            <wp:extent cx="6175612" cy="1622434"/>
             <wp:effectExtent l="0" t="0" r="0" b="0"/>
-            <wp:docPr id="3" name="Immagine 4"/>
+            <wp:docPr id="1618156917" name="Immagine 9"/>
             <wp:cNvGraphicFramePr>
               <a:graphicFrameLocks xmlns:a="http://schemas.openxmlformats.org/drawingml/2006/main" noChangeAspect="1"/>
             </wp:cNvGraphicFramePr>
@@ -9565,13 +9587,20 @@
               <a:graphicData uri="http://schemas.openxmlformats.org/drawingml/2006/picture">
                 <pic:pic xmlns:pic="http://schemas.openxmlformats.org/drawingml/2006/picture">
                   <pic:nvPicPr>
-                    <pic:cNvPr id="3" name="Immagine 4"/>
+                    <pic:cNvPr id="0" name="Picture 6"/>
                     <pic:cNvPicPr>
                       <a:picLocks noChangeAspect="1" noChangeArrowheads="1"/>
                     </pic:cNvPicPr>
                   </pic:nvPicPr>
                   <pic:blipFill>
-                    <a:blip r:embed="rId12"/>
+                    <a:blip r:embed="rId12" cstate="print">
+                      <a:extLst>
+                        <a:ext uri="{28A0092B-C50C-407E-A947-70E740481C1C}">
+                          <a14:useLocalDpi xmlns:a14="http://schemas.microsoft.com/office/drawing/2010/main" val="0"/>
+                        </a:ext>
+                      </a:extLst>
+                    </a:blip>
+                    <a:srcRect/>
                     <a:stretch>
                       <a:fillRect/>
                     </a:stretch>
@@ -9579,7 +9608,7 @@
                   <pic:spPr bwMode="auto">
                     <a:xfrm>
                       <a:off x="0" y="0"/>
-                      <a:ext cx="6303010" cy="3153410"/>
+                      <a:ext cx="6285735" cy="1651365"/>
                     </a:xfrm>
                     <a:prstGeom prst="rect">
                       <a:avLst/>
@@ -9592,13 +9621,6 @@
           </wp:inline>
         </w:drawing>
       </w:r>
-    </w:p>
-    <w:p>
-      <w:pPr>
-        <w:tabs>
-          <w:tab w:val="left" w:pos="1741"/>
-        </w:tabs>
-      </w:pPr>
     </w:p>
     <w:sectPr>
       <w:headerReference w:type="even" r:id="rId13"/>

--- a/documentazione/PianoDiProgettoDocumentazioneBDPL.docx
+++ b/documentazione/PianoDiProgettoDocumentazioneBDPL.docx
@@ -3559,7 +3559,15 @@
         <w:t>UI/UX</w:t>
       </w:r>
       <w:r>
-        <w:t xml:space="preserve"> in base ai feedback utente.</w:t>
+        <w:t xml:space="preserve"> in base ai </w:t>
+      </w:r>
+      <w:proofErr w:type="gramStart"/>
+      <w:r>
+        <w:t>feedback</w:t>
+      </w:r>
+      <w:proofErr w:type="gramEnd"/>
+      <w:r>
+        <w:t xml:space="preserve"> utente.</w:t>
       </w:r>
     </w:p>
     <w:p>
@@ -3605,10 +3613,12 @@
         </w:numPr>
       </w:pPr>
       <w:proofErr w:type="spellStart"/>
+      <w:proofErr w:type="gramStart"/>
       <w:r>
         <w:t>Hi!Tide</w:t>
       </w:r>
       <w:proofErr w:type="spellEnd"/>
+      <w:proofErr w:type="gramEnd"/>
       <w:r>
         <w:t xml:space="preserve"> Venezia: Applicazione di riferimento per le previsioni di marea.</w:t>
       </w:r>
@@ -4724,7 +4734,15 @@
         </w:numPr>
       </w:pPr>
       <w:r>
-        <w:t>Tutti i membri del team disporranno di strumenti di sviluppo comuni (GitHub, IDE condiviso, canali di comunicazione).</w:t>
+        <w:t xml:space="preserve">Tutti i membri </w:t>
+      </w:r>
+      <w:proofErr w:type="gramStart"/>
+      <w:r>
+        <w:t>del team</w:t>
+      </w:r>
+      <w:proofErr w:type="gramEnd"/>
+      <w:r>
+        <w:t xml:space="preserve"> disporranno di strumenti di sviluppo comuni (GitHub, IDE condiviso, canali di comunicazione).</w:t>
       </w:r>
     </w:p>
     <w:p>
@@ -5658,7 +5676,15 @@
               <w:jc w:val="left"/>
             </w:pPr>
             <w:r>
-              <w:t>Sovraccarico del team in periodi accademici</w:t>
+              <w:t xml:space="preserve">Sovraccarico </w:t>
+            </w:r>
+            <w:proofErr w:type="gramStart"/>
+            <w:r>
+              <w:t>del team</w:t>
+            </w:r>
+            <w:proofErr w:type="gramEnd"/>
+            <w:r>
+              <w:t xml:space="preserve"> in periodi accademici</w:t>
             </w:r>
           </w:p>
         </w:tc>
@@ -7763,8 +7789,17 @@
                 <w:b/>
                 <w:bCs/>
               </w:rPr>
-              <w:t>Competenze attuali nel team</w:t>
-            </w:r>
+              <w:t xml:space="preserve">Competenze attuali </w:t>
+            </w:r>
+            <w:proofErr w:type="gramStart"/>
+            <w:r>
+              <w:rPr>
+                <w:b/>
+                <w:bCs/>
+              </w:rPr>
+              <w:t>nel team</w:t>
+            </w:r>
+            <w:proofErr w:type="gramEnd"/>
           </w:p>
         </w:tc>
       </w:tr>
@@ -9555,31 +9590,22 @@
         </w:numPr>
       </w:pPr>
       <w:r>
-        <w:t>Diagramma di Gantt</w:t>
-      </w:r>
-    </w:p>
-    <w:p>
-      <w:pPr>
-        <w:tabs>
-          <w:tab w:val="left" w:pos="1741"/>
-        </w:tabs>
-      </w:pPr>
-    </w:p>
-    <w:p>
-      <w:pPr>
-        <w:tabs>
-          <w:tab w:val="left" w:pos="1741"/>
-        </w:tabs>
-      </w:pPr>
-      <w:r>
         <w:rPr>
           <w:noProof/>
         </w:rPr>
         <w:drawing>
-          <wp:inline distT="0" distB="0" distL="0" distR="0" wp14:anchorId="0A48F1A9" wp14:editId="70ECB47F">
-            <wp:extent cx="6175612" cy="1622434"/>
+          <wp:anchor distT="0" distB="0" distL="114300" distR="114300" simplePos="0" relativeHeight="251658240" behindDoc="0" locked="0" layoutInCell="1" allowOverlap="1" wp14:anchorId="394ADCDB" wp14:editId="2E8DC79D">
+            <wp:simplePos x="0" y="0"/>
+            <wp:positionH relativeFrom="margin">
+              <wp:align>center</wp:align>
+            </wp:positionH>
+            <wp:positionV relativeFrom="paragraph">
+              <wp:posOffset>375285</wp:posOffset>
+            </wp:positionV>
+            <wp:extent cx="7052310" cy="2027555"/>
             <wp:effectExtent l="0" t="0" r="0" b="0"/>
-            <wp:docPr id="1618156917" name="Immagine 9"/>
+            <wp:wrapTopAndBottom/>
+            <wp:docPr id="1136277742" name="Immagine 1"/>
             <wp:cNvGraphicFramePr>
               <a:graphicFrameLocks xmlns:a="http://schemas.openxmlformats.org/drawingml/2006/main" noChangeAspect="1"/>
             </wp:cNvGraphicFramePr>
@@ -9587,13 +9613,13 @@
               <a:graphicData uri="http://schemas.openxmlformats.org/drawingml/2006/picture">
                 <pic:pic xmlns:pic="http://schemas.openxmlformats.org/drawingml/2006/picture">
                   <pic:nvPicPr>
-                    <pic:cNvPr id="0" name="Picture 6"/>
+                    <pic:cNvPr id="0" name="Picture 1"/>
                     <pic:cNvPicPr>
                       <a:picLocks noChangeAspect="1" noChangeArrowheads="1"/>
                     </pic:cNvPicPr>
                   </pic:nvPicPr>
                   <pic:blipFill>
-                    <a:blip r:embed="rId12" cstate="print">
+                    <a:blip r:embed="rId12">
                       <a:extLst>
                         <a:ext uri="{28A0092B-C50C-407E-A947-70E740481C1C}">
                           <a14:useLocalDpi xmlns:a14="http://schemas.microsoft.com/office/drawing/2010/main" val="0"/>
@@ -9608,19 +9634,41 @@
                   <pic:spPr bwMode="auto">
                     <a:xfrm>
                       <a:off x="0" y="0"/>
-                      <a:ext cx="6285735" cy="1651365"/>
+                      <a:ext cx="7052310" cy="2027555"/>
                     </a:xfrm>
                     <a:prstGeom prst="rect">
                       <a:avLst/>
                     </a:prstGeom>
                     <a:noFill/>
+                    <a:ln>
+                      <a:noFill/>
+                    </a:ln>
                   </pic:spPr>
                 </pic:pic>
               </a:graphicData>
             </a:graphic>
-          </wp:inline>
+            <wp14:sizeRelH relativeFrom="margin">
+              <wp14:pctWidth>0</wp14:pctWidth>
+            </wp14:sizeRelH>
+            <wp14:sizeRelV relativeFrom="margin">
+              <wp14:pctHeight>0</wp14:pctHeight>
+            </wp14:sizeRelV>
+          </wp:anchor>
         </w:drawing>
       </w:r>
+      <w:r>
+        <w:t>Diagramma di Gantt</w:t>
+      </w:r>
+    </w:p>
+    <w:p>
+      <w:pPr>
+        <w:tabs>
+          <w:tab w:val="left" w:pos="1741"/>
+        </w:tabs>
+        <w:rPr>
+          <w:noProof/>
+        </w:rPr>
+      </w:pPr>
     </w:p>
     <w:sectPr>
       <w:headerReference w:type="even" r:id="rId13"/>
